--- a/使用说明.docx
+++ b/使用说明.docx
@@ -3,20 +3,29 @@
 <w:document xmlns:wpc="http://schemas.microsoft.com/office/word/2010/wordprocessingCanvas" xmlns:cx="http://schemas.microsoft.com/office/drawing/2014/chartex" xmlns:cx1="http://schemas.microsoft.com/office/drawing/2015/9/8/chartex" xmlns:cx2="http://schemas.microsoft.com/office/drawing/2015/10/21/chartex" xmlns:cx3="http://schemas.microsoft.com/office/drawing/2016/5/9/chartex" xmlns:cx4="http://schemas.microsoft.com/office/drawing/2016/5/10/chartex" xmlns:cx5="http://schemas.microsoft.com/office/drawing/2016/5/11/chartex" xmlns:cx6="http://schemas.microsoft.com/office/drawing/2016/5/12/chartex" xmlns:cx7="http://schemas.microsoft.com/office/drawing/2016/5/13/chartex" xmlns:cx8="http://schemas.microsoft.com/office/drawing/2016/5/14/chartex" xmlns:mc="http://schemas.openxmlformats.org/markup-compatibility/2006" xmlns:aink="http://schemas.microsoft.com/office/drawing/2016/ink" xmlns:am3d="http://schemas.microsoft.com/office/drawing/2017/model3d" xmlns:o="urn:schemas-microsoft-com:office:office" xmlns:oel="http://schemas.microsoft.com/office/2019/extlst" xmlns:r="http://schemas.openxmlformats.org/officeDocument/2006/relationships" xmlns:m="http://schemas.openxmlformats.org/officeDocument/2006/math" xmlns:v="urn:schemas-microsoft-com:vml" xmlns:wp14="http://schemas.microsoft.com/office/word/2010/wordprocessingDrawing" xmlns:wp="http://schemas.openxmlformats.org/drawingml/2006/wordprocessingDrawing" xmlns:w10="urn:schemas-microsoft-com:office:word" xmlns:w="http://schemas.openxmlformats.org/wordprocessingml/2006/main" xmlns:w14="http://schemas.microsoft.com/office/word/2010/wordml" xmlns:w15="http://schemas.microsoft.com/office/word/2012/wordml" xmlns:w16cex="http://schemas.microsoft.com/office/word/2018/wordml/cex" xmlns:w16cid="http://schemas.microsoft.com/office/word/2016/wordml/cid" xmlns:w16="http://schemas.microsoft.com/office/word/2018/wordml" xmlns:w16du="http://schemas.microsoft.com/office/word/2023/wordml/word16du" xmlns:w16sdtdh="http://schemas.microsoft.com/office/word/2020/wordml/sdtdatahash" xmlns:w16sdtfl="http://schemas.microsoft.com/office/word/2024/wordml/sdtformatlock" xmlns:w16se="http://schemas.microsoft.com/office/word/2015/wordml/symex" xmlns:wpg="http://schemas.microsoft.com/office/word/2010/wordprocessingGroup" xmlns:wpi="http://schemas.microsoft.com/office/word/2010/wordprocessingInk" xmlns:wne="http://schemas.microsoft.com/office/word/2006/wordml" xmlns:wps="http://schemas.microsoft.com/office/word/2010/wordprocessingShape" mc:Ignorable="w14 w15 w16se w16cid w16 w16cex w16sdtdh w16sdtfl w16du wp14">
   <w:body>
     <w:p>
+      <w:pPr>
+        <w:rPr>
+          <w:rFonts w:hint="eastAsia"/>
+        </w:rPr>
+      </w:pPr>
       <w:r>
         <w:rPr>
           <w:rFonts w:hint="eastAsia"/>
         </w:rPr>
-        <w:t>美食</w:t>
+        <w:t>智能食谱</w:t>
       </w:r>
-      <w:proofErr w:type="gramStart"/>
       <w:r>
         <w:rPr>
           <w:rFonts w:hint="eastAsia"/>
         </w:rPr>
-        <w:t>推荐器</w:t>
+        <w:t>推荐</w:t>
       </w:r>
-      <w:proofErr w:type="gramEnd"/>
+      <w:r>
+        <w:rPr>
+          <w:rFonts w:hint="eastAsia"/>
+        </w:rPr>
+        <w:t>系统</w:t>
+      </w:r>
       <w:r>
         <w:rPr>
           <w:rFonts w:hint="eastAsia"/>
@@ -25,15 +34,21 @@
       </w:r>
     </w:p>
     <w:p>
+      <w:pPr>
+        <w:rPr>
+          <w:rFonts w:hint="eastAsia"/>
+        </w:rPr>
+      </w:pPr>
       <w:r>
         <w:rPr>
+          <w:rFonts w:hint="eastAsia"/>
           <w:noProof/>
         </w:rPr>
         <w:drawing>
-          <wp:inline distT="0" distB="0" distL="0" distR="0" wp14:anchorId="4AA67020" wp14:editId="18363F96">
-            <wp:extent cx="5274310" cy="2947670"/>
-            <wp:effectExtent l="0" t="0" r="2540" b="5080"/>
-            <wp:docPr id="1740461947" name="图片 1"/>
+          <wp:inline distT="0" distB="0" distL="0" distR="0" wp14:anchorId="5FE0DDDB" wp14:editId="39C0CC5F">
+            <wp:extent cx="5269230" cy="3108960"/>
+            <wp:effectExtent l="0" t="0" r="7620" b="0"/>
+            <wp:docPr id="2117133387" name="图片 1"/>
             <wp:cNvGraphicFramePr>
               <a:graphicFrameLocks xmlns:a="http://schemas.openxmlformats.org/drawingml/2006/main" noChangeAspect="1"/>
             </wp:cNvGraphicFramePr>
@@ -41,8 +56,10 @@
               <a:graphicData uri="http://schemas.openxmlformats.org/drawingml/2006/picture">
                 <pic:pic xmlns:pic="http://schemas.openxmlformats.org/drawingml/2006/picture">
                   <pic:nvPicPr>
-                    <pic:cNvPr id="1740461947" name="图片 1740461947"/>
-                    <pic:cNvPicPr/>
+                    <pic:cNvPr id="0" name="Picture 1"/>
+                    <pic:cNvPicPr>
+                      <a:picLocks noChangeAspect="1" noChangeArrowheads="1"/>
+                    </pic:cNvPicPr>
                   </pic:nvPicPr>
                   <pic:blipFill>
                     <a:blip r:embed="rId5" cstate="print">
@@ -52,18 +69,23 @@
                         </a:ext>
                       </a:extLst>
                     </a:blip>
+                    <a:srcRect/>
                     <a:stretch>
                       <a:fillRect/>
                     </a:stretch>
                   </pic:blipFill>
-                  <pic:spPr>
+                  <pic:spPr bwMode="auto">
                     <a:xfrm>
                       <a:off x="0" y="0"/>
-                      <a:ext cx="5274310" cy="2947670"/>
+                      <a:ext cx="5269230" cy="3108960"/>
                     </a:xfrm>
                     <a:prstGeom prst="rect">
                       <a:avLst/>
                     </a:prstGeom>
+                    <a:noFill/>
+                    <a:ln>
+                      <a:noFill/>
+                    </a:ln>
                   </pic:spPr>
                 </pic:pic>
               </a:graphicData>
@@ -79,6 +101,9 @@
           <w:ilvl w:val="0"/>
           <w:numId w:val="2"/>
         </w:numPr>
+        <w:rPr>
+          <w:rFonts w:hint="eastAsia"/>
+        </w:rPr>
       </w:pPr>
       <w:r>
         <w:rPr>
@@ -109,12 +134,27 @@
           <w:ilvl w:val="0"/>
           <w:numId w:val="2"/>
         </w:numPr>
+        <w:rPr>
+          <w:rFonts w:hint="eastAsia"/>
+        </w:rPr>
       </w:pPr>
       <w:r>
         <w:rPr>
           <w:rFonts w:hint="eastAsia"/>
         </w:rPr>
-        <w:t>第二个功能为菜品图片识别：</w:t>
+        <w:t>第二个功能为</w:t>
+      </w:r>
+      <w:r>
+        <w:rPr>
+          <w:rFonts w:hint="eastAsia"/>
+        </w:rPr>
+        <w:t>菜品营养分析</w:t>
+      </w:r>
+      <w:r>
+        <w:rPr>
+          <w:rFonts w:hint="eastAsia"/>
+        </w:rPr>
+        <w:t>：</w:t>
       </w:r>
     </w:p>
     <w:p>
@@ -129,31 +169,7 @@
         <w:rPr>
           <w:rFonts w:hint="eastAsia"/>
         </w:rPr>
-        <w:t>点击选择文件，</w:t>
-      </w:r>
-      <w:r>
-        <w:rPr>
-          <w:rFonts w:hint="eastAsia"/>
-        </w:rPr>
-        <w:t>浏览对应的</w:t>
-      </w:r>
-      <w:r>
-        <w:rPr>
-          <w:rFonts w:hint="eastAsia"/>
-        </w:rPr>
-        <w:t>图片</w:t>
-      </w:r>
-      <w:r>
-        <w:rPr>
-          <w:rFonts w:hint="eastAsia"/>
-        </w:rPr>
-        <w:t>位置，</w:t>
-      </w:r>
-      <w:r>
-        <w:rPr>
-          <w:rFonts w:hint="eastAsia"/>
-        </w:rPr>
-        <w:t>上传后，点击“上传并识别”，稍等片刻即可输出结果。</w:t>
+        <w:t>点击输入框，输入您需要查询的菜品，即可得到有关的营养、热量、忌口人群等信息。</w:t>
       </w:r>
     </w:p>
     <w:sectPr>
